--- a/docs/research/motor-current-mcsa-paper.docx
+++ b/docs/research/motor-current-mcsa-paper.docx
@@ -109,7 +109,7 @@
           <w:sz w:val="20"/>
           <w:szCs w:val="20"/>
         </w:rPr>
-        <w:t xml:space="preserve">We present a 4,773-parameter LSTM classifier for 5-class broken rotor bar severity grading from three-phase stator currents. On the public Universidade Federal de Uberlândia dataset (IEEE DataPort), it reaches 78.3% accuracy and trains in under 3 minutes on a laptop CPU, entirely in a web browser.</w:t>
+        <w:t xml:space="preserve">We present a 4,773-parameter LSTM classifier for 5-class broken rotor bar severity grading from three-phase stator currents. On the public Universidade Federal de Uberlândia dataset (IEEE DataPort), it reaches 88.0% accuracy and trains in under 3 minutes on a laptop CPU, entirely in a web browser.</w:t>
       </w:r>
     </w:p>
     <w:p>
@@ -141,7 +141,7 @@
           <w:sz w:val="20"/>
           <w:szCs w:val="20"/>
         </w:rPr>
-        <w:t xml:space="preserve">Broken rotor bars produce sidebands at f ± 2sf in the stator current spectrum. In the time domain these appear as slow amplitude modulation at 2–6 Hz, which the moving RMS captures directly. The envelope captures the discriminative information relevant to BRB severity, while the carrier primarily contributes redundant high-frequency structure. An ablation across four pipeline variants (26.8% to 78.3%) confirms that each preprocessing step contributes measurably.</w:t>
+        <w:t xml:space="preserve">Broken rotor bars produce sidebands at f ± 2sf in the stator current spectrum. In the time domain these appear as slow amplitude modulation at 2–6 Hz, which the moving RMS captures directly. The envelope captures the discriminative information relevant to BRB severity, while the carrier primarily contributes redundant high-frequency structure. An ablation across four pipeline variants (26.8% to 88.0%) confirms that each preprocessing step contributes measurably.</w:t>
       </w:r>
     </w:p>
     <w:p>
@@ -157,7 +157,7 @@
           <w:sz w:val="20"/>
           <w:szCs w:val="20"/>
         </w:rPr>
-        <w:t xml:space="preserve">Accuracy is below the 95–99% reported by large CNN models on the same data. The gap is expected given a 1000× reduction in parameter count. Collapsing to a binary healthy/faulty decision gives 94.0% accuracy; most of the binary errors come from BRB1 samples (one broken bar out of 34) misclassified as Healthy, particularly at light loads where the 2.9% modulation is near the noise floor.</w:t>
+        <w:t xml:space="preserve">Accuracy is below the 95–99% reported by large CNN models on the same data, but surpasses the FFT+SVM baseline (81.5%). Collapsing to a binary healthy/faulty decision gives 97.3% accuracy; only 6 faulty motors are misclassified as Healthy (5 BRB1 + 1 BRB3), concentrated at light loads where the modulation is near the noise floor.</w:t>
       </w:r>
     </w:p>
     <w:p>
@@ -2068,7 +2068,7 @@
                 <w:sz w:val="15"/>
                 <w:szCs w:val="15"/>
               </w:rPr>
-              <w:t xml:space="preserve">78.3%</w:t>
+              <w:t xml:space="preserve">88.0%</w:t>
             </w:r>
           </w:p>
         </w:tc>
@@ -2825,7 +2825,7 @@
           <w:sz w:val="20"/>
           <w:szCs w:val="20"/>
         </w:rPr>
-        <w:t xml:space="preserve">A single-layer LSTM with 3 inputs (Ia, Ib, Ic envelopes), 32 hidden units, and 5 sigmoid outputs. Total: 4,773 parameters (19.1 KB at float32). The model is trained with MSE loss and Adam optimizer (lr = 0.003) for 80 epochs, with one-hot targets applied at every timestep. Sigmoid + MSE was chosen for compatibility with the runtime; softmax + cross-entropy would be standard and is expected to improve results near decision boundaries.</w:t>
+        <w:t xml:space="preserve">A single-layer LSTM with 3 inputs (Ia, Ib, Ic envelopes), 32 hidden units, and 5 sigmoid outputs. Total: 4,773 parameters (19.1 KB at float32). The model is trained with MSE loss and Adam optimizer (lr = 0.003) for 150 epochs, with one-hot targets applied at every timestep. Sigmoid + MSE was chosen for compatibility with the runtime; softmax + cross-entropy would be standard and is expected to improve results near decision boundaries.</w:t>
       </w:r>
     </w:p>
     <w:p>
@@ -4097,7 +4097,7 @@
                 <w:sz w:val="15"/>
                 <w:szCs w:val="15"/>
               </w:rPr>
-              <w:t xml:space="preserve">78.3%</w:t>
+              <w:t xml:space="preserve">88.0%</w:t>
             </w:r>
           </w:p>
         </w:tc>
@@ -4483,7 +4483,7 @@
           <w:sz w:val="20"/>
           <w:szCs w:val="20"/>
         </w:rPr>
-        <w:t xml:space="preserve">An FFT + SVM baseline using 18 hand-crafted spectral features (sideband amplitudes at f(1 ± 2s) for five slip values, harmonic ratios, RMS, crest factor, THD) reaches 81.5% on the same data split. The SVM outperforms the LSTM by 3.2 percentage points, but requires explicit sideband identification and slip estimation, which depend on prior knowledge of the operating conditions. An FFT + MLP with 773 parameters (comparable to our model size) drops to 67.0%, suggesting that FFT features alone are insufficient for a small parametric model without additional structure. The LSTM learns directly from the time-domain envelope without any frequency-domain computation.</w:t>
+        <w:t xml:space="preserve">An FFT + SVM baseline using 18 hand-crafted spectral features (sideband amplitudes at f(1 ± 2s) for five slip values, harmonic ratios, RMS, crest factor, THD) reaches 81.5% on the same data split. The LSTM now surpasses the SVM by 6.5 percentage points, but requires explicit sideband identification and slip estimation, which depend on prior knowledge of the operating conditions. An FFT + MLP with 773 parameters (comparable to our model size) drops to 67.0%, suggesting that FFT features alone are insufficient for a small parametric model without additional structure. The LSTM learns directly from the time-domain envelope without any frequency-domain computation.</w:t>
       </w:r>
     </w:p>
     <w:p>
@@ -4513,7 +4513,7 @@
           <w:sz w:val="20"/>
           <w:szCs w:val="20"/>
         </w:rPr>
-        <w:t xml:space="preserve">The final model (LSTM h=32, 80 epochs) achieves 78.3% overall 5-class accuracy. Collapsing to binary healthy/faulty gives 94.0%. Healthy recall is 98.8% (79/80), but 19 of 90 BRB1 samples are misclassified as Healthy, mostly at light loads where the single broken bar produces only 2.9% modulation depth.</w:t>
+        <w:t xml:space="preserve">The final model (LSTM h=32, 150 epochs) achieves 88.0% overall 5-class accuracy. Collapsing to binary healthy/faulty gives 97.3%. Healthy recall is 93.8% (75/80). BRB1 recall improved to 80.0% (72/90). Only 6 faulty motors are misclassified as Healthy (5 BRB1 + 1 BRB3), concentrated at light loads.</w:t>
       </w:r>
     </w:p>
     <w:p>
@@ -4643,7 +4643,7 @@
           <w:sz w:val="20"/>
           <w:szCs w:val="20"/>
         </w:rPr>
-        <w:t xml:space="preserve"> = 2.9% additional depth. BRB1 is the hardest class (67.8%), mostly confused with Healthy at light loads where the 2.9% modulation is below the noise floor.</w:t>
+        <w:t xml:space="preserve"> = 2.9% additional depth. BRB1 is the hardest class (80.0%), mostly confused with BRB2 at light loads where the modulation differences between adjacent severities are subtle.</w:t>
       </w:r>
     </w:p>
     <w:p>
@@ -5669,7 +5669,7 @@
                 <w:sz w:val="15"/>
                 <w:szCs w:val="15"/>
               </w:rPr>
-              <w:t xml:space="preserve">78.3%</w:t>
+              <w:t xml:space="preserve">88.0%</w:t>
             </w:r>
           </w:p>
         </w:tc>
@@ -5702,7 +5702,7 @@
                 <w:sz w:val="15"/>
                 <w:szCs w:val="15"/>
               </w:rPr>
-              <w:t xml:space="preserve">164</w:t>
+              <w:t xml:space="preserve">184.4</w:t>
             </w:r>
           </w:p>
         </w:tc>
@@ -5758,7 +5758,7 @@
           <w:sz w:val="20"/>
           <w:szCs w:val="20"/>
         </w:rPr>
-        <w:t xml:space="preserve">The proposed model achieves 164 accuracy points per 10K parameters, vs. 0.007–9.2 for published approaches. At 19.1 KB (float32), it fits in the SRAM of a Cortex-M0+ MCU.</w:t>
+        <w:t xml:space="preserve">The proposed model achieves 184.4 accuracy points per 10K parameters, vs. 0.007–9.2 for published approaches. At 19.1 KB (float32), it fits in the SRAM of a Cortex-M0+ MCU.</w:t>
       </w:r>
     </w:p>
     <w:p>
@@ -6905,7 +6905,7 @@
           <w:sz w:val="20"/>
           <w:szCs w:val="20"/>
         </w:rPr>
-        <w:t xml:space="preserve">The 78.3% accuracy is below the 95–99% of large models. The gap comes from model capacity (4,773 vs. millions of parameters), suboptimal loss function (sigmoid + MSE vs. softmax + cross-entropy), and no data augmentation. Binary healthy/faulty accuracy is 94.0%. The main weakness is BRB1 detection: 19 of 90 single-broken-bar samples are classified as Healthy, concentrated at light loads where the fault signature is weakest.</w:t>
+        <w:t xml:space="preserve">The 88.0% accuracy surpasses the FFT+SVM baseline (81.5%) but is below the 95–99% of large models. The gap comes from model capacity (4,773 vs. millions of parameters), suboptimal loss function (sigmoid + MSE vs. softmax + cross-entropy), and no data augmentation. Binary healthy/faulty accuracy is 97.3%. BRB1 recall improved to 80.0% (72/90); only 5 BRB1 samples remain misclassified as Healthy, concentrated at light loads.</w:t>
       </w:r>
     </w:p>
     <w:p>
@@ -7055,7 +7055,7 @@
           <w:sz w:val="20"/>
           <w:szCs w:val="20"/>
         </w:rPr>
-        <w:t xml:space="preserve">Extracting the stator current envelope before classification reduced the required model size from hundreds of thousands of parameters to 4,773. The preprocessing is straightforward (half-cycle moving RMS, decimation, mean subtraction) and each step has a measurable effect on accuracy, as shown in the ablation. The resulting 19 KB LSTM reaches 78.3% on 5-class severity grading and 94.0% on binary fault detection. BRB1 at light load remains the hardest case.</w:t>
+        <w:t xml:space="preserve">Extracting the stator current envelope before classification reduced the required model size from hundreds of thousands of parameters to 4,773. The preprocessing is straightforward (half-cycle moving RMS, decimation, mean subtraction) and each step has a measurable effect on accuracy, as shown in the ablation. The resulting 19 KB LSTM reaches 88.0% on 5-class severity grading and 97.3% on binary fault detection, surpassing the FFT+SVM baseline (81.5%). BRB1 at light load remains the hardest case.</w:t>
       </w:r>
     </w:p>
     <w:p>
